--- a/.knowledge/Vtuber名鑑.docx
+++ b/.knowledge/Vtuber名鑑.docx
@@ -1,6 +1,6 @@
 
 <file path=word/document.xml><?xml version="1.0" encoding="utf-8"?>
-<w:document xmlns:wpc="http://schemas.microsoft.com/office/word/2010/wordprocessingCanvas" xmlns:cx="http://schemas.microsoft.com/office/drawing/2014/chartex" xmlns:cx1="http://schemas.microsoft.com/office/drawing/2015/9/8/chartex" xmlns:cx2="http://schemas.microsoft.com/office/drawing/2015/10/21/chartex" xmlns:cx3="http://schemas.microsoft.com/office/drawing/2016/5/9/chartex" xmlns:cx4="http://schemas.microsoft.com/office/drawing/2016/5/10/chartex" xmlns:cx5="http://schemas.microsoft.com/office/drawing/2016/5/11/chartex" xmlns:cx6="http://schemas.microsoft.com/office/drawing/2016/5/12/chartex" xmlns:cx7="http://schemas.microsoft.com/office/drawing/2016/5/13/chartex" xmlns:cx8="http://schemas.microsoft.com/office/drawing/2016/5/14/chartex" xmlns:mc="http://schemas.openxmlformats.org/markup-compatibility/2006" xmlns:aink="http://schemas.microsoft.com/office/drawing/2016/ink" xmlns:am3d="http://schemas.microsoft.com/office/drawing/2017/model3d" xmlns:o="urn:schemas-microsoft-com:office:office" xmlns:oel="http://schemas.microsoft.com/office/2019/extlst" xmlns:r="http://schemas.openxmlformats.org/officeDocument/2006/relationships" xmlns:m="http://schemas.openxmlformats.org/officeDocument/2006/math" xmlns:v="urn:schemas-microsoft-com:vml" xmlns:wp14="http://schemas.microsoft.com/office/word/2010/wordprocessingDrawing" xmlns:wp="http://schemas.openxmlformats.org/drawingml/2006/wordprocessingDrawing" xmlns:w10="urn:schemas-microsoft-com:office:word" xmlns:w="http://schemas.openxmlformats.org/wordprocessingml/2006/main" xmlns:w14="http://schemas.microsoft.com/office/word/2010/wordml" xmlns:w15="http://schemas.microsoft.com/office/word/2012/wordml" xmlns:w16cex="http://schemas.microsoft.com/office/word/2018/wordml/cex" xmlns:w16cid="http://schemas.microsoft.com/office/word/2016/wordml/cid" xmlns:w16="http://schemas.microsoft.com/office/word/2018/wordml" xmlns:w16sdtdh="http://schemas.microsoft.com/office/word/2020/wordml/sdtdatahash" xmlns:w16se="http://schemas.microsoft.com/office/word/2015/wordml/symex" xmlns:wpg="http://schemas.microsoft.com/office/word/2010/wordprocessingGroup" xmlns:wpi="http://schemas.microsoft.com/office/word/2010/wordprocessingInk" xmlns:wne="http://schemas.microsoft.com/office/word/2006/wordml" xmlns:wps="http://schemas.microsoft.com/office/word/2010/wordprocessingShape" mc:Ignorable="w14 w15 w16se w16cid w16 w16cex w16sdtdh wp14">
+<w:document xmlns:wpc="http://schemas.microsoft.com/office/word/2010/wordprocessingCanvas" xmlns:cx="http://schemas.microsoft.com/office/drawing/2014/chartex" xmlns:cx1="http://schemas.microsoft.com/office/drawing/2015/9/8/chartex" xmlns:cx2="http://schemas.microsoft.com/office/drawing/2015/10/21/chartex" xmlns:cx3="http://schemas.microsoft.com/office/drawing/2016/5/9/chartex" xmlns:cx4="http://schemas.microsoft.com/office/drawing/2016/5/10/chartex" xmlns:cx5="http://schemas.microsoft.com/office/drawing/2016/5/11/chartex" xmlns:cx6="http://schemas.microsoft.com/office/drawing/2016/5/12/chartex" xmlns:cx7="http://schemas.microsoft.com/office/drawing/2016/5/13/chartex" xmlns:cx8="http://schemas.microsoft.com/office/drawing/2016/5/14/chartex" xmlns:mc="http://schemas.openxmlformats.org/markup-compatibility/2006" xmlns:aink="http://schemas.microsoft.com/office/drawing/2016/ink" xmlns:am3d="http://schemas.microsoft.com/office/drawing/2017/model3d" xmlns:o="urn:schemas-microsoft-com:office:office" xmlns:oel="http://schemas.microsoft.com/office/2019/extlst" xmlns:r="http://schemas.openxmlformats.org/officeDocument/2006/relationships" xmlns:m="http://schemas.openxmlformats.org/officeDocument/2006/math" xmlns:v="urn:schemas-microsoft-com:vml" xmlns:wp14="http://schemas.microsoft.com/office/word/2010/wordprocessingDrawing" xmlns:wp="http://schemas.openxmlformats.org/drawingml/2006/wordprocessingDrawing" xmlns:w10="urn:schemas-microsoft-com:office:word" xmlns:w="http://schemas.openxmlformats.org/wordprocessingml/2006/main" xmlns:w14="http://schemas.microsoft.com/office/word/2010/wordml" xmlns:w15="http://schemas.microsoft.com/office/word/2012/wordml" xmlns:w16cex="http://schemas.microsoft.com/office/word/2018/wordml/cex" xmlns:w16cid="http://schemas.microsoft.com/office/word/2016/wordml/cid" xmlns:w16="http://schemas.microsoft.com/office/word/2018/wordml" xmlns:w16du="http://schemas.microsoft.com/office/word/2023/wordml/word16du" xmlns:w16sdtdh="http://schemas.microsoft.com/office/word/2020/wordml/sdtdatahash" xmlns:w16sdtfl="http://schemas.microsoft.com/office/word/2024/wordml/sdtformatlock" xmlns:w16se="http://schemas.microsoft.com/office/word/2015/wordml/symex" xmlns:wpg="http://schemas.microsoft.com/office/word/2010/wordprocessingGroup" xmlns:wpi="http://schemas.microsoft.com/office/word/2010/wordprocessingInk" xmlns:wne="http://schemas.microsoft.com/office/word/2006/wordml" xmlns:wps="http://schemas.microsoft.com/office/word/2010/wordprocessingShape" mc:Ignorable="w14 w15 w16se w16cid w16 w16cex w16sdtdh w16sdtfl w16du wp14">
   <w:body>
     <w:p>
       <w:r>
@@ -9,14 +9,12 @@
         </w:rPr>
         <w:t>日本タレント名鑑のような形で</w:t>
       </w:r>
-      <w:proofErr w:type="spellStart"/>
       <w:r>
         <w:rPr>
           <w:rFonts w:hint="eastAsia"/>
         </w:rPr>
         <w:t>Vtuber</w:t>
       </w:r>
-      <w:proofErr w:type="spellEnd"/>
       <w:r>
         <w:rPr>
           <w:rFonts w:hint="eastAsia"/>
@@ -32,14 +30,12 @@
         </w:rPr>
         <w:t>現状ポケモンよりも数の多い</w:t>
       </w:r>
-      <w:proofErr w:type="spellStart"/>
       <w:r>
         <w:rPr>
           <w:rFonts w:hint="eastAsia"/>
         </w:rPr>
         <w:t>Vtuber</w:t>
       </w:r>
-      <w:proofErr w:type="spellEnd"/>
       <w:r>
         <w:rPr>
           <w:rFonts w:hint="eastAsia"/>
@@ -54,14 +50,12 @@
         </w:rPr>
         <w:t>また、新規ファンに対して、どういった来歴の</w:t>
       </w:r>
-      <w:proofErr w:type="spellStart"/>
       <w:r>
         <w:rPr>
           <w:rFonts w:hint="eastAsia"/>
         </w:rPr>
         <w:t>Vtuber</w:t>
       </w:r>
-      <w:proofErr w:type="spellEnd"/>
       <w:r>
         <w:rPr>
           <w:rFonts w:hint="eastAsia"/>
@@ -130,14 +124,12 @@
         </w:rPr>
         <w:t>それにより、配信やコメントでも</w:t>
       </w:r>
-      <w:proofErr w:type="spellStart"/>
       <w:r>
         <w:rPr>
           <w:rFonts w:hint="eastAsia"/>
         </w:rPr>
         <w:t>Vtuber</w:t>
       </w:r>
-      <w:proofErr w:type="spellEnd"/>
       <w:r>
         <w:rPr>
           <w:rFonts w:hint="eastAsia"/>
@@ -155,14 +147,12 @@
       </w:r>
     </w:p>
     <w:p>
-      <w:proofErr w:type="spellStart"/>
       <w:r>
         <w:rPr>
           <w:rFonts w:hint="eastAsia"/>
         </w:rPr>
         <w:t>Vtuber</w:t>
       </w:r>
-      <w:proofErr w:type="spellEnd"/>
       <w:r>
         <w:rPr>
           <w:rFonts w:hint="eastAsia"/>
@@ -222,14 +212,12 @@
         </w:rPr>
         <w:t>また、そういう真偽不明の情報を</w:t>
       </w:r>
-      <w:proofErr w:type="spellStart"/>
       <w:r>
         <w:rPr>
           <w:rFonts w:hint="eastAsia"/>
         </w:rPr>
         <w:t>Vtuber</w:t>
       </w:r>
-      <w:proofErr w:type="spellEnd"/>
       <w:r>
         <w:rPr>
           <w:rFonts w:hint="eastAsia"/>
@@ -239,14 +227,12 @@
     </w:p>
     <w:p/>
     <w:p>
-      <w:proofErr w:type="spellStart"/>
       <w:r>
         <w:rPr>
           <w:rFonts w:hint="eastAsia"/>
         </w:rPr>
         <w:t>Vtuber</w:t>
       </w:r>
-      <w:proofErr w:type="spellEnd"/>
       <w:r>
         <w:rPr>
           <w:rFonts w:hint="eastAsia"/>
@@ -278,28 +264,24 @@
         </w:rPr>
         <w:t>また、ユーザーがどの</w:t>
       </w:r>
-      <w:proofErr w:type="spellStart"/>
       <w:r>
         <w:rPr>
           <w:rFonts w:hint="eastAsia"/>
         </w:rPr>
         <w:t>Vtuber</w:t>
       </w:r>
-      <w:proofErr w:type="spellEnd"/>
       <w:r>
         <w:rPr>
           <w:rFonts w:hint="eastAsia"/>
         </w:rPr>
         <w:t>のページを見たかで、ほかに好きそうな</w:t>
       </w:r>
-      <w:proofErr w:type="spellStart"/>
       <w:r>
         <w:rPr>
           <w:rFonts w:hint="eastAsia"/>
         </w:rPr>
         <w:t>Vtuber</w:t>
       </w:r>
-      <w:proofErr w:type="spellEnd"/>
       <w:r>
         <w:rPr>
           <w:rFonts w:hint="eastAsia"/>
@@ -365,16 +347,8 @@
         <w:rPr>
           <w:rFonts w:hint="eastAsia"/>
         </w:rPr>
-        <w:t>名前のよみが</w:t>
-      </w:r>
-      <w:proofErr w:type="gramStart"/>
-      <w:r>
-        <w:rPr>
-          <w:rFonts w:hint="eastAsia"/>
-        </w:rPr>
-        <w:t>な</w:t>
-      </w:r>
-      <w:proofErr w:type="gramEnd"/>
+        <w:t>名前のよみがな</w:t>
+      </w:r>
     </w:p>
     <w:p>
       <w:pPr>
@@ -472,28 +446,24 @@
       <w:pPr>
         <w:ind w:firstLineChars="100" w:firstLine="210"/>
       </w:pPr>
-      <w:proofErr w:type="spellStart"/>
       <w:r>
         <w:rPr>
           <w:rFonts w:hint="eastAsia"/>
         </w:rPr>
         <w:t>Youtube</w:t>
       </w:r>
-      <w:proofErr w:type="spellEnd"/>
       <w:r>
         <w:rPr>
           <w:rFonts w:hint="eastAsia"/>
         </w:rPr>
         <w:t>、</w:t>
       </w:r>
-      <w:proofErr w:type="spellStart"/>
       <w:r>
         <w:rPr>
           <w:rFonts w:hint="eastAsia"/>
         </w:rPr>
         <w:t>Tiktok</w:t>
       </w:r>
-      <w:proofErr w:type="spellEnd"/>
       <w:r>
         <w:rPr>
           <w:rFonts w:hint="eastAsia"/>
@@ -554,14 +524,12 @@
         </w:rPr>
         <w:t>、</w:t>
       </w:r>
-      <w:proofErr w:type="spellStart"/>
       <w:r>
         <w:rPr>
           <w:rFonts w:hint="eastAsia"/>
         </w:rPr>
         <w:t>Fantia</w:t>
       </w:r>
-      <w:proofErr w:type="spellEnd"/>
       <w:r>
         <w:rPr>
           <w:rFonts w:hint="eastAsia"/>
@@ -647,7 +615,6 @@
         </w:rPr>
         <w:t>、ものづくり、歌</w:t>
       </w:r>
-      <w:proofErr w:type="spellStart"/>
       <w:r>
         <w:rPr>
           <w:rFonts w:hint="eastAsia"/>
@@ -657,7 +624,6 @@
       <w:r>
         <w:t>tc</w:t>
       </w:r>
-      <w:proofErr w:type="spellEnd"/>
       <w:r>
         <w:rPr>
           <w:rFonts w:hint="eastAsia"/>
@@ -758,6 +724,43 @@
           <w:rFonts w:hint="eastAsia"/>
         </w:rPr>
         <w:t>フリーコメント</w:t>
+      </w:r>
+      <w:r>
+        <w:rPr>
+          <w:rFonts w:hint="eastAsia"/>
+        </w:rPr>
+        <w:t>（マークダウン）</w:t>
+      </w:r>
+    </w:p>
+    <w:p>
+      <w:pPr>
+        <w:ind w:firstLineChars="100" w:firstLine="210"/>
+      </w:pPr>
+      <w:r>
+        <w:rPr>
+          <w:rFonts w:hint="eastAsia"/>
+        </w:rPr>
+        <w:t>BBS</w:t>
+      </w:r>
+    </w:p>
+    <w:p>
+      <w:pPr>
+        <w:ind w:firstLineChars="100" w:firstLine="210"/>
+        <w:rPr>
+          <w:rFonts w:hint="eastAsia"/>
+        </w:rPr>
+      </w:pPr>
+      <w:r>
+        <w:rPr>
+          <w:rFonts w:hint="eastAsia"/>
+        </w:rPr>
+        <w:t>おすすめの</w:t>
+      </w:r>
+      <w:r>
+        <w:rPr>
+          <w:rFonts w:hint="eastAsia"/>
+        </w:rPr>
+        <w:t>Vtuber</w:t>
       </w:r>
     </w:p>
     <w:p/>
@@ -791,14 +794,12 @@
         </w:rPr>
         <w:t xml:space="preserve">　・全</w:t>
       </w:r>
-      <w:proofErr w:type="spellStart"/>
       <w:r>
         <w:rPr>
           <w:rFonts w:hint="eastAsia"/>
         </w:rPr>
         <w:t>Vtuber</w:t>
       </w:r>
-      <w:proofErr w:type="spellEnd"/>
       <w:r>
         <w:rPr>
           <w:rFonts w:hint="eastAsia"/>
@@ -925,14 +926,12 @@
         </w:rPr>
         <w:t>（</w:t>
       </w:r>
-      <w:proofErr w:type="spellStart"/>
       <w:r>
         <w:rPr>
           <w:rFonts w:hint="eastAsia"/>
         </w:rPr>
         <w:t>Vtuber</w:t>
       </w:r>
-      <w:proofErr w:type="spellEnd"/>
       <w:r>
         <w:rPr>
           <w:rFonts w:hint="eastAsia"/>
@@ -1031,7 +1030,14 @@
         <w:rPr>
           <w:rFonts w:hint="eastAsia"/>
         </w:rPr>
-        <w:t>・任意のアカウントを通報可能（即ブラックリストアカウントにはならないが、同様の報告が多ければ考慮される）</w:t>
+        <w:t>・任意のアカウントを通報可能（即ブラックリストアカウントにはならないが、同様の</w:t>
+      </w:r>
+      <w:r>
+        <w:rPr>
+          <w:rFonts w:hint="eastAsia"/>
+        </w:rPr>
+        <w:lastRenderedPageBreak/>
+        <w:t>報告が多ければ考慮される）</w:t>
       </w:r>
     </w:p>
     <w:p>
@@ -1059,7 +1065,6 @@
         <w:rPr>
           <w:rFonts w:hint="eastAsia"/>
         </w:rPr>
-        <w:lastRenderedPageBreak/>
         <w:t xml:space="preserve">　</w:t>
       </w:r>
       <w:r>
@@ -1199,11 +1204,6 @@
       </w:r>
     </w:p>
     <w:p>
-      <w:pPr>
-        <w:rPr>
-          <w:rFonts w:hint="eastAsia"/>
-        </w:rPr>
-      </w:pPr>
       <w:r>
         <w:rPr>
           <w:rFonts w:hint="eastAsia"/>
@@ -1214,21 +1214,7 @@
         <w:rPr>
           <w:rFonts w:hint="eastAsia"/>
         </w:rPr>
-        <w:t>へのいい</w:t>
-      </w:r>
-      <w:proofErr w:type="gramStart"/>
-      <w:r>
-        <w:rPr>
-          <w:rFonts w:hint="eastAsia"/>
-        </w:rPr>
-        <w:t>ね</w:t>
-      </w:r>
-      <w:proofErr w:type="gramEnd"/>
-      <w:r>
-        <w:rPr>
-          <w:rFonts w:hint="eastAsia"/>
-        </w:rPr>
-        <w:t>機能</w:t>
+        <w:t>へのいいね機能</w:t>
       </w:r>
     </w:p>
     <w:sectPr>
@@ -1242,7 +1228,7 @@
 </file>
 
 <file path=word/styles.xml><?xml version="1.0" encoding="utf-8"?>
-<w:styles xmlns:mc="http://schemas.openxmlformats.org/markup-compatibility/2006" xmlns:r="http://schemas.openxmlformats.org/officeDocument/2006/relationships" xmlns:w="http://schemas.openxmlformats.org/wordprocessingml/2006/main" xmlns:w14="http://schemas.microsoft.com/office/word/2010/wordml" xmlns:w15="http://schemas.microsoft.com/office/word/2012/wordml" xmlns:w16cex="http://schemas.microsoft.com/office/word/2018/wordml/cex" xmlns:w16cid="http://schemas.microsoft.com/office/word/2016/wordml/cid" xmlns:w16="http://schemas.microsoft.com/office/word/2018/wordml" xmlns:w16sdtdh="http://schemas.microsoft.com/office/word/2020/wordml/sdtdatahash" xmlns:w16se="http://schemas.microsoft.com/office/word/2015/wordml/symex" mc:Ignorable="w14 w15 w16se w16cid w16 w16cex w16sdtdh">
+<w:styles xmlns:mc="http://schemas.openxmlformats.org/markup-compatibility/2006" xmlns:r="http://schemas.openxmlformats.org/officeDocument/2006/relationships" xmlns:w="http://schemas.openxmlformats.org/wordprocessingml/2006/main" xmlns:w14="http://schemas.microsoft.com/office/word/2010/wordml" xmlns:w15="http://schemas.microsoft.com/office/word/2012/wordml" xmlns:w16cex="http://schemas.microsoft.com/office/word/2018/wordml/cex" xmlns:w16cid="http://schemas.microsoft.com/office/word/2016/wordml/cid" xmlns:w16="http://schemas.microsoft.com/office/word/2018/wordml" xmlns:w16du="http://schemas.microsoft.com/office/word/2023/wordml/word16du" xmlns:w16sdtdh="http://schemas.microsoft.com/office/word/2020/wordml/sdtdatahash" xmlns:w16sdtfl="http://schemas.microsoft.com/office/word/2024/wordml/sdtformatlock" xmlns:w16se="http://schemas.microsoft.com/office/word/2015/wordml/symex" mc:Ignorable="w14 w15 w16se w16cid w16 w16cex w16sdtdh w16sdtfl w16du">
   <w:docDefaults>
     <w:rPrDefault>
       <w:rPr>
